--- a/pr-preview/pr-11/index-tracked-changes.docx
+++ b/pr-preview/pr-11/index-tracked-changes.docx
@@ -16,7 +16,7 @@
       </w:pPr>
       <w:del w:id="1" w:author="PR Preview" w:date="2026-01-01T00:00:00Z">
         <w:r>
-          <w:delText xml:space="preserve">Last modified: 2026-10-14 01:53:58 (PDT)</w:delText>
+          <w:delText xml:space="preserve">Last modified: 2026-10-14 11:35:33 (PDT)</w:delText>
         </w:r>
       </w:del>
     </w:p>
@@ -26,11 +26,11 @@
       </w:pPr>
       <w:ins w:id="2" w:author="PR Preview" w:date="2026-01-01T00:00:00Z">
         <w:r>
-          <w:t xml:space="preserve">Last modified: 2026-10-14 11:03:27 (PDT)</w:t>
+          <w:t xml:space="preserve">Last modified: 2026-10-14 11:42:40 (PDT)</w:t>
         </w:r>
       </w:ins>
     </w:p>
-    <w:bookmarkStart w:id="13" w:name="welcome"/>
+    <w:bookmarkStart w:id="14" w:name="welcome"/>
     <w:p>
       <w:pPr>
         <w:pStyle w:val="Heading2"/>
@@ -220,6 +220,44 @@
     </w:p>
     <w:p>
       <w:pPr>
+        <w:pStyle w:val="Compact"/>
+        <w:numPr>
+          <w:ilvl w:val="0"/>
+          <w:numId w:val="1001"/>
+        </w:numPr>
+      </w:pPr>
+      <w:hyperlink r:id="rId12">
+        <w:r>
+          <w:rPr>
+            <w:rStyle w:val="Hyperlink"/>
+          </w:rPr>
+          <w:t xml:space="preserve">Kolmogorov complexity</w:t>
+        </w:r>
+      </w:hyperlink>
+      <w:r>
+        <w:t xml:space="preserve">:</w:t>
+      </w:r>
+      <w:r>
+        <w:t xml:space="preserve"> </w:t>
+      </w:r>
+      <w:r>
+        <w:t xml:space="preserve">the length of the shortest program that prints a string,</w:t>
+      </w:r>
+      <w:r>
+        <w:t xml:space="preserve"> </w:t>
+      </w:r>
+      <w:r>
+        <w:t xml:space="preserve">why most strings are incompressible and no program computes it,</w:t>
+      </w:r>
+      <w:r>
+        <w:t xml:space="preserve"> </w:t>
+      </w:r>
+      <w:r>
+        <w:t xml:space="preserve">and how its average per symbol approaches Shannon entropy</w:t>
+      </w:r>
+    </w:p>
+    <w:p>
+      <w:pPr>
         <w:pStyle w:val="FirstParagraph"/>
       </w:pPr>
       <w:r>
@@ -314,7 +352,7 @@
       <w:r>
         <w:t xml:space="preserve"> </w:t>
       </w:r>
-      <w:hyperlink r:id="rId12">
+      <w:hyperlink r:id="rId13">
         <w:r>
           <w:rPr>
             <w:rStyle w:val="Hyperlink"/>
@@ -340,8 +378,8 @@
         <w:t xml:space="preserve">their main statement, and the other links to them.</w:t>
       </w:r>
     </w:p>
-    <w:bookmarkEnd w:id="13"/>
-    <w:bookmarkStart w:id="18" w:name="starting-materials"/>
+    <w:bookmarkEnd w:id="14"/>
+    <w:bookmarkStart w:id="19" w:name="starting-materials"/>
     <w:p>
       <w:pPr>
         <w:pStyle w:val="Heading2"/>
@@ -397,7 +435,7 @@
           <w:numId w:val="1003"/>
         </w:numPr>
       </w:pPr>
-      <w:hyperlink r:id="rId14">
+      <w:hyperlink r:id="rId15">
         <w:r>
           <w:rPr>
             <w:rStyle w:val="Hyperlink"/>
@@ -445,7 +483,7 @@
           <w:numId w:val="1003"/>
         </w:numPr>
       </w:pPr>
-      <w:hyperlink r:id="rId15">
+      <w:hyperlink r:id="rId16">
         <w:r>
           <w:rPr>
             <w:rStyle w:val="Hyperlink"/>
@@ -474,7 +512,7 @@
           <w:numId w:val="1003"/>
         </w:numPr>
       </w:pPr>
-      <w:hyperlink r:id="rId16">
+      <w:hyperlink r:id="rId17">
         <w:r>
           <w:rPr>
             <w:rStyle w:val="Hyperlink"/>
@@ -508,7 +546,7 @@
           <w:numId w:val="1003"/>
         </w:numPr>
       </w:pPr>
-      <w:hyperlink r:id="rId17">
+      <w:hyperlink r:id="rId18">
         <w:r>
           <w:rPr>
             <w:rStyle w:val="Hyperlink"/>
@@ -554,8 +592,8 @@
         <w:t xml:space="preserve">and links a reading for each lecture.</w:t>
       </w:r>
     </w:p>
-    <w:bookmarkEnd w:id="18"/>
-    <w:bookmarkStart w:id="19" w:name="using-these-notes-in-another-site"/>
+    <w:bookmarkEnd w:id="19"/>
+    <w:bookmarkStart w:id="20" w:name="using-these-notes-in-another-site"/>
     <w:p>
       <w:pPr>
         <w:pStyle w:val="Heading2"/>
@@ -676,7 +714,7 @@
         <w:t xml:space="preserve">uses an explicit link to the page and anchor.</w:t>
       </w:r>
     </w:p>
-    <w:bookmarkEnd w:id="19"/>
+    <w:bookmarkEnd w:id="20"/>
     <w:sectPr>
       <w:footnotePr>
         <w:numRestart w:val="eachSect"/>
